--- a/CÔNG TY PERFECT VENUS/PerfectVenus_ThayDoiThanhVien_DDPL/PerfectVenus_ThayDoiThanhVien/PerfectVenus_Mẫu số 12.docx
+++ b/CÔNG TY PERFECT VENUS/PerfectVenus_ThayDoiThanhVien_DDPL/PerfectVenus_ThayDoiThanhVien/PerfectVenus_Mẫu số 12.docx
@@ -145,7 +145,7 @@
                 <w:sz w:val="26"/>
                 <w:szCs w:val="26"/>
               </w:rPr>
-              <w:t>CÔNG TY TNHH VENUS FURNISHER</w:t>
+              <w:t>CÔNG TY TNHH PERFECT VENUS</w:t>
             </w:r>
           </w:p>
         </w:tc>
@@ -403,8 +403,6 @@
               </w:rPr>
               <w:t>6</w:t>
             </w:r>
-            <w:bookmarkStart w:id="1" w:name="_GoBack"/>
-            <w:bookmarkEnd w:id="1"/>
           </w:p>
         </w:tc>
       </w:tr>
@@ -510,7 +508,7 @@
         <w:br/>
         <w:t xml:space="preserve">Đăng ký </w:t>
       </w:r>
-      <w:bookmarkStart w:id="2" w:name="_Hlk174028475"/>
+      <w:bookmarkStart w:id="1" w:name="_Hlk174028475"/>
       <w:r>
         <w:rPr>
           <w:rFonts w:ascii="Times New Roman" w:eastAsia="Calibri" w:hAnsi="Times New Roman" w:cs="Times New Roman"/>
@@ -520,7 +518,7 @@
         </w:rPr>
         <w:t>thay đổi nội dung Giấy chứng nhận đăng ký doanh nghiệp</w:t>
       </w:r>
-      <w:bookmarkEnd w:id="2"/>
+      <w:bookmarkEnd w:id="1"/>
       <w:r>
         <w:rPr>
           <w:rFonts w:ascii="Times New Roman" w:eastAsia="Calibri" w:hAnsi="Times New Roman" w:cs="Times New Roman"/>
@@ -1095,7 +1093,7 @@
           <w:sz w:val="28"/>
           <w:szCs w:val="28"/>
         </w:rPr>
-        <w:t>CÔNG TY TNHH VENUS FURNISHER</w:t>
+        <w:t>CÔNG TY TNHH PERFECT VENUS</w:t>
       </w:r>
     </w:p>
     <w:p>
@@ -1126,7 +1124,7 @@
           <w:sz w:val="28"/>
           <w:szCs w:val="28"/>
         </w:rPr>
-        <w:t>3702912027</w:t>
+        <w:t>3703150741</w:t>
       </w:r>
     </w:p>
     <w:p>
@@ -1237,7 +1235,7 @@
           <w:lang w:val="vi-VN"/>
         </w:rPr>
       </w:pPr>
-      <w:bookmarkStart w:id="3" w:name="_Hlk177941427"/>
+      <w:bookmarkStart w:id="2" w:name="_Hlk177941427"/>
       <w:r>
         <w:rPr>
           <w:rFonts w:ascii="Times New Roman" w:eastAsia="Calibri" w:hAnsi="Times New Roman" w:cs="Times New Roman"/>
@@ -1257,9 +1255,9 @@
         </w:rPr>
         <w:t>Doanh nghiệp chọn và kê khai vào trang tương ứng với nội dung đăng ký/</w:t>
       </w:r>
-      <w:bookmarkStart w:id="4" w:name="_Hlk177941461"/>
-    </w:p>
-    <w:bookmarkEnd w:id="4"/>
+      <w:bookmarkStart w:id="3" w:name="_Hlk177941461"/>
+    </w:p>
+    <w:bookmarkEnd w:id="3"/>
     <w:p>
       <w:pPr>
         <w:tabs>
@@ -1293,7 +1291,7 @@
         </w:rPr>
         <w:t>)</w:t>
       </w:r>
-      <w:bookmarkEnd w:id="3"/>
+      <w:bookmarkEnd w:id="2"/>
     </w:p>
     <w:p>
       <w:pPr>
@@ -1959,7 +1957,7 @@
         </w:rPr>
         <w:t xml:space="preserve">- Doanh </w:t>
       </w:r>
-      <w:bookmarkStart w:id="5" w:name="_Hlk177941472"/>
+      <w:bookmarkStart w:id="4" w:name="_Hlk177941472"/>
       <w:r>
         <w:rPr>
           <w:rFonts w:ascii="Times New Roman" w:eastAsia="Calibri" w:hAnsi="Times New Roman" w:cs="Times New Roman"/>
@@ -1991,7 +1989,7 @@
         <w:t xml:space="preserve">              Không</w:t>
       </w:r>
     </w:p>
-    <w:bookmarkEnd w:id="5"/>
+    <w:bookmarkEnd w:id="4"/>
     <w:p>
       <w:pPr>
         <w:spacing w:before="120" w:after="120" w:line="240" w:lineRule="auto"/>
@@ -2200,7 +2198,27 @@
           <w:szCs w:val="28"/>
           <w:lang w:val="fr-FR"/>
         </w:rPr>
-        <w:t xml:space="preserve">) </w:t>
+        <w:t>)</w:t>
+      </w:r>
+      <w:r>
+        <w:rPr>
+          <w:rFonts w:ascii="Times New Roman" w:eastAsia="Times New Roman" w:hAnsi="Times New Roman" w:cs="Times New Roman"/>
+          <w:bCs/>
+          <w:sz w:val="28"/>
+          <w:szCs w:val="28"/>
+          <w:lang w:val="fr-FR"/>
+        </w:rPr>
+        <w:t>:</w:t>
+      </w:r>
+      <w:r>
+        <w:rPr>
+          <w:rFonts w:ascii="Times New Roman" w:eastAsia="Times New Roman" w:hAnsi="Times New Roman" w:cs="Times New Roman"/>
+          <w:bCs/>
+          <w:sz w:val="28"/>
+          <w:szCs w:val="28"/>
+          <w:lang w:val="fr-FR"/>
+        </w:rPr>
+        <w:t xml:space="preserve"> </w:t>
       </w:r>
       <w:r>
         <w:rPr>
@@ -2239,9 +2257,636 @@
     </w:p>
     <w:p>
       <w:pPr>
+        <w:spacing w:before="120" w:after="0" w:line="276" w:lineRule="auto"/>
+        <w:jc w:val="center"/>
+        <w:rPr>
+          <w:rFonts w:ascii="Times New Roman" w:eastAsia="Calibri" w:hAnsi="Times New Roman" w:cs="Times New Roman"/>
+          <w:sz w:val="28"/>
+          <w:szCs w:val="28"/>
+          <w:vertAlign w:val="superscript"/>
+        </w:rPr>
+      </w:pPr>
+      <w:bookmarkStart w:id="5" w:name="_Hlk177941885"/>
+      <w:bookmarkStart w:id="6" w:name="_Hlk177941696"/>
+      <w:r>
+        <w:rPr>
+          <w:rFonts w:ascii="Times New Roman" w:eastAsia="Calibri" w:hAnsi="Times New Roman" w:cs="Times New Roman"/>
+          <w:bCs/>
+          <w:kern w:val="28"/>
+          <w:sz w:val="28"/>
+          <w:szCs w:val="32"/>
+          <w:lang w:eastAsia="x-none"/>
+        </w:rPr>
+        <w:t xml:space="preserve">THÔNG BÁO </w:t>
+      </w:r>
+      <w:r>
+        <w:rPr>
+          <w:rFonts w:ascii="Times New Roman" w:eastAsia="Calibri" w:hAnsi="Times New Roman" w:cs="Times New Roman"/>
+          <w:sz w:val="28"/>
+          <w:szCs w:val="28"/>
+        </w:rPr>
+        <w:t xml:space="preserve">THAY ĐỔI </w:t>
+      </w:r>
+      <w:bookmarkEnd w:id="5"/>
+      <w:r>
+        <w:rPr>
+          <w:rFonts w:ascii="Times New Roman" w:eastAsia="Calibri" w:hAnsi="Times New Roman" w:cs="Times New Roman"/>
+          <w:sz w:val="28"/>
+          <w:szCs w:val="28"/>
+        </w:rPr>
+        <w:t>NGÀNH, NGHỀ KINH DOANH</w:t>
+      </w:r>
+      <w:bookmarkEnd w:id="6"/>
+      <w:r>
+        <w:rPr>
+          <w:rFonts w:ascii="Times New Roman" w:eastAsia="Calibri" w:hAnsi="Times New Roman" w:cs="Times New Roman"/>
+          <w:sz w:val="28"/>
+          <w:szCs w:val="28"/>
+          <w:vertAlign w:val="superscript"/>
+        </w:rPr>
+        <w:footnoteReference w:customMarkFollows="1" w:id="2"/>
+        <w:t>1</w:t>
+      </w:r>
+    </w:p>
+    <w:p>
+      <w:pPr>
+        <w:spacing w:before="240" w:after="120" w:line="340" w:lineRule="exact"/>
+        <w:ind w:firstLine="720"/>
+        <w:jc w:val="both"/>
+        <w:rPr>
+          <w:rFonts w:ascii="Times New Roman" w:eastAsia="Calibri" w:hAnsi="Times New Roman" w:cs="Times New Roman"/>
+          <w:sz w:val="28"/>
+          <w:szCs w:val="28"/>
+        </w:rPr>
+      </w:pPr>
+      <w:r>
+        <w:rPr>
+          <w:rFonts w:ascii="Times New Roman" w:eastAsia="Calibri" w:hAnsi="Times New Roman" w:cs="Times New Roman"/>
+          <w:b/>
+          <w:sz w:val="28"/>
+          <w:szCs w:val="28"/>
+        </w:rPr>
+        <w:t xml:space="preserve">1. Bổ sung ngành, nghề kinh doanh sau </w:t>
+      </w:r>
+      <w:r>
+        <w:rPr>
+          <w:rFonts w:ascii="Times New Roman" w:eastAsia="Calibri" w:hAnsi="Times New Roman" w:cs="Times New Roman"/>
+          <w:sz w:val="28"/>
+          <w:szCs w:val="28"/>
+        </w:rPr>
+        <w:t>(</w:t>
+      </w:r>
+      <w:r>
+        <w:rPr>
+          <w:rFonts w:ascii="Times New Roman" w:eastAsia="Calibri" w:hAnsi="Times New Roman" w:cs="Times New Roman"/>
+          <w:i/>
+          <w:sz w:val="28"/>
+          <w:szCs w:val="28"/>
+        </w:rPr>
+        <w:t>kê khai trong trường hợp doanh nghiệp thông báo bổ sung ngành, nghề kinh doanh vào danh sách ngành, nghề kinh doanh đã đăng ký với cơ quan đăng ký kinh doanh</w:t>
+      </w:r>
+      <w:r>
+        <w:rPr>
+          <w:rFonts w:ascii="Times New Roman" w:eastAsia="Calibri" w:hAnsi="Times New Roman" w:cs="Times New Roman"/>
+          <w:sz w:val="28"/>
+          <w:szCs w:val="28"/>
+        </w:rPr>
+        <w:t>):</w:t>
+      </w:r>
+      <w:r>
+        <w:rPr>
+          <w:rFonts w:ascii="Times New Roman" w:eastAsia="Calibri" w:hAnsi="Times New Roman" w:cs="Times New Roman"/>
+          <w:sz w:val="28"/>
+          <w:szCs w:val="28"/>
+        </w:rPr>
+        <w:t xml:space="preserve"> </w:t>
+      </w:r>
+      <w:bookmarkStart w:id="7" w:name="_GoBack"/>
+      <w:bookmarkEnd w:id="7"/>
+      <w:r>
+        <w:rPr>
+          <w:rFonts w:ascii="Times New Roman" w:eastAsia="Calibri" w:hAnsi="Times New Roman" w:cs="Times New Roman"/>
+          <w:sz w:val="28"/>
+          <w:szCs w:val="28"/>
+        </w:rPr>
+        <w:t>Không có</w:t>
+      </w:r>
+    </w:p>
+    <w:p>
+      <w:pPr>
+        <w:spacing w:before="120" w:after="120" w:line="340" w:lineRule="exact"/>
+        <w:ind w:firstLine="720"/>
+        <w:jc w:val="both"/>
+        <w:rPr>
+          <w:rFonts w:ascii="Times New Roman" w:eastAsia="Calibri" w:hAnsi="Times New Roman" w:cs="Times New Roman"/>
+          <w:sz w:val="28"/>
+          <w:szCs w:val="28"/>
+        </w:rPr>
+      </w:pPr>
+      <w:r>
+        <w:rPr>
+          <w:rFonts w:ascii="Times New Roman" w:eastAsia="Calibri" w:hAnsi="Times New Roman" w:cs="Times New Roman"/>
+          <w:b/>
+          <w:sz w:val="28"/>
+          <w:szCs w:val="28"/>
+        </w:rPr>
+        <w:t>2. Bỏ ngành, nghề kinh doanh</w:t>
+      </w:r>
+      <w:r>
+        <w:rPr>
+          <w:rFonts w:ascii="Times New Roman" w:eastAsia="Calibri" w:hAnsi="Times New Roman" w:cs="Times New Roman"/>
+          <w:b/>
+          <w:i/>
+          <w:sz w:val="28"/>
+          <w:szCs w:val="28"/>
+        </w:rPr>
+        <w:t xml:space="preserve"> </w:t>
+      </w:r>
+      <w:r>
+        <w:rPr>
+          <w:rFonts w:ascii="Times New Roman" w:eastAsia="Calibri" w:hAnsi="Times New Roman" w:cs="Times New Roman"/>
+          <w:b/>
+          <w:sz w:val="28"/>
+          <w:szCs w:val="28"/>
+        </w:rPr>
+        <w:t>sau</w:t>
+      </w:r>
+      <w:r>
+        <w:rPr>
+          <w:rFonts w:ascii="Times New Roman" w:eastAsia="Calibri" w:hAnsi="Times New Roman" w:cs="Times New Roman"/>
+          <w:i/>
+          <w:sz w:val="28"/>
+          <w:szCs w:val="28"/>
+        </w:rPr>
+        <w:t xml:space="preserve"> </w:t>
+      </w:r>
+      <w:r>
+        <w:rPr>
+          <w:rFonts w:ascii="Times New Roman" w:eastAsia="Calibri" w:hAnsi="Times New Roman" w:cs="Times New Roman"/>
+          <w:sz w:val="28"/>
+          <w:szCs w:val="28"/>
+        </w:rPr>
+        <w:t>(</w:t>
+      </w:r>
+      <w:r>
+        <w:rPr>
+          <w:rFonts w:ascii="Times New Roman" w:eastAsia="Calibri" w:hAnsi="Times New Roman" w:cs="Times New Roman"/>
+          <w:i/>
+          <w:sz w:val="28"/>
+          <w:szCs w:val="28"/>
+        </w:rPr>
+        <w:t>kê khai trong trường hợp doanh nghiệp thông báo bỏ ngành, nghề kinh doanh khỏi danh sách ngành, nghề kinh doanh đã đăng ký với cơ quan đăng ký kinh doanh</w:t>
+      </w:r>
+      <w:r>
+        <w:rPr>
+          <w:rFonts w:ascii="Times New Roman" w:eastAsia="Calibri" w:hAnsi="Times New Roman" w:cs="Times New Roman"/>
+          <w:sz w:val="28"/>
+          <w:szCs w:val="28"/>
+        </w:rPr>
+        <w:t>):</w:t>
+      </w:r>
+      <w:r>
+        <w:rPr>
+          <w:rFonts w:ascii="Times New Roman" w:eastAsia="Calibri" w:hAnsi="Times New Roman" w:cs="Times New Roman"/>
+          <w:sz w:val="28"/>
+          <w:szCs w:val="28"/>
+        </w:rPr>
+        <w:t xml:space="preserve"> Không có</w:t>
+      </w:r>
+    </w:p>
+    <w:p>
+      <w:pPr>
+        <w:spacing w:before="120" w:after="120" w:line="340" w:lineRule="exact"/>
+        <w:ind w:firstLine="720"/>
+        <w:jc w:val="both"/>
+        <w:rPr>
+          <w:rFonts w:ascii="Times New Roman" w:eastAsia="Calibri" w:hAnsi="Times New Roman" w:cs="Times New Roman"/>
+          <w:sz w:val="28"/>
+          <w:szCs w:val="28"/>
+        </w:rPr>
+      </w:pPr>
+      <w:r>
+        <w:rPr>
+          <w:rFonts w:ascii="Times New Roman" w:eastAsia="Calibri" w:hAnsi="Times New Roman" w:cs="Times New Roman"/>
+          <w:b/>
+          <w:sz w:val="28"/>
+          <w:szCs w:val="28"/>
+        </w:rPr>
+        <w:t>3. Sửa đổi chi tiết ngành, nghề kinh doanh sau</w:t>
+      </w:r>
+      <w:r>
+        <w:rPr>
+          <w:rFonts w:ascii="Times New Roman" w:eastAsia="Calibri" w:hAnsi="Times New Roman" w:cs="Times New Roman"/>
+          <w:b/>
+          <w:i/>
+          <w:sz w:val="28"/>
+          <w:szCs w:val="28"/>
+        </w:rPr>
+        <w:t xml:space="preserve"> </w:t>
+      </w:r>
+      <w:r>
+        <w:rPr>
+          <w:rFonts w:ascii="Times New Roman" w:eastAsia="Calibri" w:hAnsi="Times New Roman" w:cs="Times New Roman"/>
+          <w:sz w:val="28"/>
+          <w:szCs w:val="28"/>
+        </w:rPr>
+        <w:t>(</w:t>
+      </w:r>
+      <w:r>
+        <w:rPr>
+          <w:rFonts w:ascii="Times New Roman" w:eastAsia="Calibri" w:hAnsi="Times New Roman" w:cs="Times New Roman"/>
+          <w:i/>
+          <w:sz w:val="28"/>
+          <w:szCs w:val="28"/>
+        </w:rPr>
+        <w:t>kê khai trong trường hợp doanh nghiệp thông báo thay đổi nội dung chi tiết của ngành, nghề kinh doanh đã đăng ký với cơ quan đăng ký kinh doanh</w:t>
+      </w:r>
+      <w:r>
+        <w:rPr>
+          <w:rFonts w:ascii="Times New Roman" w:eastAsia="Calibri" w:hAnsi="Times New Roman" w:cs="Times New Roman"/>
+          <w:sz w:val="28"/>
+          <w:szCs w:val="28"/>
+        </w:rPr>
+        <w:t>):</w:t>
+      </w:r>
+    </w:p>
+    <w:tbl>
+      <w:tblPr>
+        <w:tblW w:w="9214" w:type="dxa"/>
+        <w:tblInd w:w="108" w:type="dxa"/>
+        <w:tblBorders>
+          <w:top w:val="single" w:sz="4" w:space="0" w:color="000000"/>
+          <w:left w:val="single" w:sz="4" w:space="0" w:color="000000"/>
+          <w:bottom w:val="single" w:sz="4" w:space="0" w:color="000000"/>
+          <w:right w:val="single" w:sz="4" w:space="0" w:color="000000"/>
+          <w:insideH w:val="single" w:sz="4" w:space="0" w:color="000000"/>
+          <w:insideV w:val="single" w:sz="4" w:space="0" w:color="000000"/>
+        </w:tblBorders>
+        <w:tblLook w:val="04A0" w:firstRow="1" w:lastRow="0" w:firstColumn="1" w:lastColumn="0" w:noHBand="0" w:noVBand="1"/>
+      </w:tblPr>
+      <w:tblGrid>
+        <w:gridCol w:w="800"/>
+        <w:gridCol w:w="5015"/>
+        <w:gridCol w:w="901"/>
+        <w:gridCol w:w="2498"/>
+      </w:tblGrid>
+      <w:tr>
+        <w:tc>
+          <w:tcPr>
+            <w:tcW w:w="810" w:type="dxa"/>
+          </w:tcPr>
+          <w:p>
+            <w:pPr>
+              <w:spacing w:before="120" w:after="0" w:line="340" w:lineRule="exact"/>
+              <w:jc w:val="center"/>
+              <w:rPr>
+                <w:rFonts w:ascii="Times New Roman" w:eastAsia="Calibri" w:hAnsi="Times New Roman" w:cs="Times New Roman"/>
+                <w:sz w:val="28"/>
+                <w:szCs w:val="28"/>
+              </w:rPr>
+            </w:pPr>
+            <w:r>
+              <w:rPr>
+                <w:rFonts w:ascii="Times New Roman" w:eastAsia="Calibri" w:hAnsi="Times New Roman" w:cs="Times New Roman"/>
+                <w:sz w:val="28"/>
+                <w:szCs w:val="28"/>
+              </w:rPr>
+              <w:t>STT</w:t>
+            </w:r>
+          </w:p>
+        </w:tc>
+        <w:tc>
+          <w:tcPr>
+            <w:tcW w:w="5456" w:type="dxa"/>
+          </w:tcPr>
+          <w:p>
+            <w:pPr>
+              <w:spacing w:before="120" w:after="0" w:line="340" w:lineRule="exact"/>
+              <w:jc w:val="center"/>
+              <w:rPr>
+                <w:rFonts w:ascii="Times New Roman" w:eastAsia="Calibri" w:hAnsi="Times New Roman" w:cs="Times New Roman"/>
+                <w:sz w:val="28"/>
+                <w:szCs w:val="28"/>
+              </w:rPr>
+            </w:pPr>
+            <w:r>
+              <w:rPr>
+                <w:rFonts w:ascii="Times New Roman" w:eastAsia="Calibri" w:hAnsi="Times New Roman" w:cs="Times New Roman"/>
+                <w:sz w:val="28"/>
+                <w:szCs w:val="28"/>
+              </w:rPr>
+              <w:t xml:space="preserve">Tên ngành, nghề kinh doanh </w:t>
+            </w:r>
+          </w:p>
+          <w:p>
+            <w:pPr>
+              <w:spacing w:after="0" w:line="340" w:lineRule="exact"/>
+              <w:jc w:val="center"/>
+              <w:rPr>
+                <w:rFonts w:ascii="Times New Roman" w:eastAsia="Calibri" w:hAnsi="Times New Roman" w:cs="Times New Roman"/>
+                <w:sz w:val="28"/>
+                <w:szCs w:val="28"/>
+              </w:rPr>
+            </w:pPr>
+            <w:r>
+              <w:rPr>
+                <w:rFonts w:ascii="Times New Roman" w:eastAsia="Calibri" w:hAnsi="Times New Roman" w:cs="Times New Roman"/>
+                <w:sz w:val="28"/>
+                <w:szCs w:val="28"/>
+              </w:rPr>
+              <w:t>được sửa đổi chi tiết</w:t>
+            </w:r>
+          </w:p>
+        </w:tc>
+        <w:tc>
+          <w:tcPr>
+            <w:tcW w:w="284" w:type="dxa"/>
+          </w:tcPr>
+          <w:p>
+            <w:pPr>
+              <w:spacing w:before="120" w:after="0" w:line="340" w:lineRule="exact"/>
+              <w:jc w:val="center"/>
+              <w:rPr>
+                <w:rFonts w:ascii="Times New Roman" w:eastAsia="Calibri" w:hAnsi="Times New Roman" w:cs="Times New Roman"/>
+                <w:sz w:val="28"/>
+                <w:szCs w:val="28"/>
+              </w:rPr>
+            </w:pPr>
+            <w:r>
+              <w:rPr>
+                <w:rFonts w:ascii="Times New Roman" w:eastAsia="Calibri" w:hAnsi="Times New Roman" w:cs="Times New Roman"/>
+                <w:sz w:val="28"/>
+                <w:szCs w:val="28"/>
+              </w:rPr>
+              <w:t>Mã ngành</w:t>
+            </w:r>
+          </w:p>
+        </w:tc>
+        <w:tc>
+          <w:tcPr>
+            <w:tcW w:w="2664" w:type="dxa"/>
+          </w:tcPr>
+          <w:p>
+            <w:pPr>
+              <w:spacing w:before="120" w:after="0" w:line="340" w:lineRule="exact"/>
+              <w:jc w:val="center"/>
+              <w:rPr>
+                <w:rFonts w:ascii="Times New Roman" w:eastAsia="Calibri" w:hAnsi="Times New Roman" w:cs="Times New Roman"/>
+                <w:sz w:val="28"/>
+                <w:szCs w:val="28"/>
+              </w:rPr>
+            </w:pPr>
+            <w:r>
+              <w:rPr>
+                <w:rFonts w:ascii="Times New Roman" w:eastAsia="Times New Roman" w:hAnsi="Times New Roman" w:cs="Times New Roman"/>
+                <w:sz w:val="28"/>
+                <w:szCs w:val="28"/>
+                <w:lang w:eastAsia="zh-CN"/>
+              </w:rPr>
+              <w:t xml:space="preserve">Ngành, nghề kinh doanh chính </w:t>
+            </w:r>
+          </w:p>
+        </w:tc>
+      </w:tr>
+      <w:tr>
+        <w:tc>
+          <w:tcPr>
+            <w:tcW w:w="810" w:type="dxa"/>
+          </w:tcPr>
+          <w:p>
+            <w:pPr>
+              <w:spacing w:before="120" w:after="0" w:line="340" w:lineRule="exact"/>
+              <w:jc w:val="both"/>
+              <w:rPr>
+                <w:rFonts w:ascii="Times New Roman" w:eastAsia="Calibri" w:hAnsi="Times New Roman" w:cs="Times New Roman"/>
+                <w:sz w:val="28"/>
+                <w:szCs w:val="28"/>
+              </w:rPr>
+            </w:pPr>
+            <w:r>
+              <w:rPr>
+                <w:rFonts w:ascii="Times New Roman" w:eastAsia="Calibri" w:hAnsi="Times New Roman" w:cs="Times New Roman"/>
+                <w:sz w:val="28"/>
+                <w:szCs w:val="28"/>
+              </w:rPr>
+              <w:t>1</w:t>
+            </w:r>
+          </w:p>
+        </w:tc>
+        <w:tc>
+          <w:tcPr>
+            <w:tcW w:w="5456" w:type="dxa"/>
+          </w:tcPr>
+          <w:p>
+            <w:pPr>
+              <w:spacing w:before="120" w:after="0" w:line="340" w:lineRule="exact"/>
+              <w:rPr>
+                <w:rFonts w:ascii="Times New Roman" w:eastAsia="Calibri" w:hAnsi="Times New Roman" w:cs="Times New Roman"/>
+                <w:sz w:val="28"/>
+                <w:szCs w:val="28"/>
+              </w:rPr>
+            </w:pPr>
+            <w:r>
+              <w:rPr>
+                <w:rFonts w:ascii="Times New Roman" w:eastAsia="Calibri" w:hAnsi="Times New Roman" w:cs="Times New Roman"/>
+                <w:sz w:val="28"/>
+                <w:szCs w:val="28"/>
+              </w:rPr>
+              <w:t>Kiểm tra và phân tích kỹ thuật</w:t>
+            </w:r>
+          </w:p>
+          <w:p>
+            <w:pPr>
+              <w:spacing w:before="120" w:after="0" w:line="340" w:lineRule="exact"/>
+              <w:rPr>
+                <w:rFonts w:ascii="Times New Roman" w:eastAsia="Calibri" w:hAnsi="Times New Roman" w:cs="Times New Roman"/>
+                <w:sz w:val="28"/>
+                <w:szCs w:val="28"/>
+              </w:rPr>
+            </w:pPr>
+            <w:r>
+              <w:rPr>
+                <w:rFonts w:ascii="Times New Roman" w:eastAsia="Calibri" w:hAnsi="Times New Roman" w:cs="Times New Roman"/>
+                <w:sz w:val="28"/>
+                <w:szCs w:val="28"/>
+              </w:rPr>
+              <w:t>Chi tiết: Kiểm tra, thử nghiệm, phân tích kỹ thuật; kiểm tra chất lượng sản phẩm, hàng hóa, vật liệu, thiết bị; đánh giá sự phù hợp với tiêu chuẩn, quy chuẩn kỹ thuật theo quy định pháp luật.</w:t>
+            </w:r>
+          </w:p>
+        </w:tc>
+        <w:tc>
+          <w:tcPr>
+            <w:tcW w:w="284" w:type="dxa"/>
+          </w:tcPr>
+          <w:p>
+            <w:pPr>
+              <w:spacing w:before="120" w:after="0" w:line="340" w:lineRule="exact"/>
+              <w:jc w:val="both"/>
+              <w:rPr>
+                <w:rFonts w:ascii="Times New Roman" w:eastAsia="Calibri" w:hAnsi="Times New Roman" w:cs="Times New Roman"/>
+                <w:sz w:val="28"/>
+                <w:szCs w:val="28"/>
+              </w:rPr>
+            </w:pPr>
+            <w:r>
+              <w:rPr>
+                <w:rFonts w:ascii="Times New Roman" w:eastAsia="Calibri" w:hAnsi="Times New Roman" w:cs="Times New Roman"/>
+                <w:sz w:val="28"/>
+                <w:szCs w:val="28"/>
+              </w:rPr>
+              <w:t>7120</w:t>
+            </w:r>
+          </w:p>
+        </w:tc>
+        <w:tc>
+          <w:tcPr>
+            <w:tcW w:w="2664" w:type="dxa"/>
+          </w:tcPr>
+          <w:p>
+            <w:pPr>
+              <w:spacing w:before="120" w:after="0" w:line="340" w:lineRule="exact"/>
+              <w:jc w:val="both"/>
+              <w:rPr>
+                <w:rFonts w:ascii="Times New Roman" w:eastAsia="Calibri" w:hAnsi="Times New Roman" w:cs="Times New Roman"/>
+                <w:sz w:val="28"/>
+                <w:szCs w:val="28"/>
+              </w:rPr>
+            </w:pPr>
+          </w:p>
+        </w:tc>
+      </w:tr>
+    </w:tbl>
+    <w:p>
+      <w:pPr>
+        <w:spacing w:before="120" w:after="120" w:line="340" w:lineRule="exact"/>
+        <w:ind w:firstLine="720"/>
+        <w:jc w:val="both"/>
+        <w:rPr>
+          <w:rFonts w:ascii="Times New Roman" w:eastAsia="Calibri" w:hAnsi="Times New Roman" w:cs="Times New Roman"/>
+          <w:bCs/>
+          <w:sz w:val="28"/>
+        </w:rPr>
+      </w:pPr>
+      <w:r>
+        <w:rPr>
+          <w:rFonts w:ascii="Times New Roman" w:eastAsia="Calibri" w:hAnsi="Times New Roman" w:cs="Times New Roman"/>
+          <w:sz w:val="20"/>
+          <w:szCs w:val="20"/>
+        </w:rPr>
+        <w:t xml:space="preserve"> </w:t>
+      </w:r>
+      <w:r>
+        <w:rPr>
+          <w:rFonts w:ascii="Times New Roman" w:eastAsia="Calibri" w:hAnsi="Times New Roman" w:cs="Times New Roman"/>
+          <w:bCs/>
+          <w:sz w:val="28"/>
+        </w:rPr>
+        <w:t>Doanh nghiệp cam kết đáp ứng điều kiện tiếp cận thị trường đối với các ngành nghề thuộc Danh mục ngành, nghề hạn chế tiếp cận thị trường đối với nhà đầu tư nước ngoài theo quy định của pháp luật về đầu tư.</w:t>
+      </w:r>
+    </w:p>
+    <w:p>
+      <w:pPr>
+        <w:spacing w:before="120" w:after="120" w:line="340" w:lineRule="exact"/>
+        <w:ind w:firstLine="720"/>
+        <w:jc w:val="both"/>
+        <w:rPr>
+          <w:rFonts w:ascii="Times New Roman" w:eastAsia="Calibri" w:hAnsi="Times New Roman" w:cs="Times New Roman"/>
+          <w:sz w:val="28"/>
+        </w:rPr>
+      </w:pPr>
+      <w:r>
+        <w:rPr>
+          <w:rFonts w:ascii="Times New Roman" w:eastAsia="Calibri" w:hAnsi="Times New Roman" w:cs="Times New Roman"/>
+          <w:b/>
+          <w:sz w:val="28"/>
+        </w:rPr>
+        <w:t>Lưu ý:</w:t>
+      </w:r>
+      <w:r>
+        <w:rPr>
+          <w:rFonts w:ascii="Times New Roman" w:eastAsia="Calibri" w:hAnsi="Times New Roman" w:cs="Times New Roman"/>
+          <w:sz w:val="28"/>
+        </w:rPr>
+        <w:t xml:space="preserve"> </w:t>
+      </w:r>
+    </w:p>
+    <w:p>
+      <w:pPr>
+        <w:spacing w:before="120" w:after="120" w:line="340" w:lineRule="exact"/>
+        <w:ind w:firstLine="720"/>
+        <w:jc w:val="both"/>
+        <w:rPr>
+          <w:rFonts w:ascii="Times New Roman" w:eastAsia="Calibri" w:hAnsi="Times New Roman" w:cs="Times New Roman"/>
+          <w:sz w:val="28"/>
+        </w:rPr>
+      </w:pPr>
+      <w:r>
+        <w:rPr>
+          <w:rFonts w:ascii="Times New Roman" w:eastAsia="Calibri" w:hAnsi="Times New Roman" w:cs="Times New Roman"/>
+          <w:sz w:val="28"/>
+        </w:rPr>
+        <w:t xml:space="preserve">- Trường hợp doanh nghiệp thay đổi ngành, nghề kinh doanh từ ngành này sang ngành khác, doanh nghiệp kê khai đồng thời tại mục 1, 2 nêu trên, cụ thể như </w:t>
+      </w:r>
+      <w:r>
+        <w:rPr>
+          <w:rFonts w:ascii="Times New Roman" w:eastAsia="Calibri" w:hAnsi="Times New Roman" w:cs="Times New Roman"/>
+          <w:sz w:val="28"/>
+        </w:rPr>
+        <w:lastRenderedPageBreak/>
+        <w:t>sau: kê khai ngành, nghề kinh doanh mới tại mục 1; kê khai ngành, nghề kinh doanh cũ tại mục 2.</w:t>
+      </w:r>
+    </w:p>
+    <w:p>
+      <w:pPr>
+        <w:spacing w:before="120" w:after="120" w:line="340" w:lineRule="exact"/>
+        <w:ind w:firstLine="720"/>
+        <w:jc w:val="both"/>
+        <w:rPr>
+          <w:rFonts w:ascii="Times New Roman" w:eastAsia="Calibri" w:hAnsi="Times New Roman" w:cs="Times New Roman"/>
+          <w:sz w:val="28"/>
+        </w:rPr>
+      </w:pPr>
+      <w:r>
+        <w:rPr>
+          <w:rFonts w:ascii="Times New Roman" w:eastAsia="Calibri" w:hAnsi="Times New Roman" w:cs="Times New Roman"/>
+          <w:sz w:val="28"/>
+        </w:rPr>
+        <w:t>- Trường hợp doanh nghiệp thay đổi ngành, nghề kinh doanh chính từ ngành này sang ngành khác nhưng không thay đổi danh sách ngành, nghề kinh doanh đã đăng ký, doanh nghiệp thực hiện cập nhật, bổ sung thông tin đăng ký doanh nghiệp theo quy định tại khoản 1 Điều 57 Nghị định số 168/2025/NĐ-CP ngày 30/6/2025 của Chính phủ về đăng ký doanh nghiệp.</w:t>
+      </w:r>
+    </w:p>
+    <w:p>
+      <w:pPr>
+        <w:spacing w:before="120" w:after="120" w:line="340" w:lineRule="exact"/>
+        <w:ind w:firstLine="720"/>
+        <w:jc w:val="both"/>
+        <w:rPr>
+          <w:rFonts w:ascii="Times New Roman" w:eastAsia="Calibri" w:hAnsi="Times New Roman" w:cs="Times New Roman"/>
+          <w:sz w:val="28"/>
+        </w:rPr>
+      </w:pPr>
+      <w:r>
+        <w:rPr>
+          <w:rFonts w:ascii="Times New Roman" w:eastAsia="Calibri" w:hAnsi="Times New Roman" w:cs="Times New Roman"/>
+          <w:sz w:val="28"/>
+        </w:rPr>
+        <w:t>- Trường hợp chỉ bỏ ngành, nghề kinh doanh chính mà không bổ sung thêm ngành, nghề kinh doanh mới và chọn một ngành, nghề kinh doanh khác trong số các ngành, nghề kinh doanh còn lại đã đăng ký làm ngành, nghề kinh doanh chính thì đồng thời kê khai tại mục 2, 3 nêu trên, cụ thể như sau: kê khai ngành, nghề kinh doanh bị bỏ tại mục 2; kê khai ngành, nghề kinh doanh chính mới tại mục 3.</w:t>
+      </w:r>
+    </w:p>
+    <w:p>
+      <w:pPr>
+        <w:spacing w:before="120" w:after="120" w:line="340" w:lineRule="exact"/>
+        <w:ind w:firstLine="720"/>
+        <w:jc w:val="both"/>
+        <w:rPr>
+          <w:rFonts w:ascii="Times New Roman" w:eastAsia="Calibri" w:hAnsi="Times New Roman" w:cs="Times New Roman"/>
+          <w:sz w:val="28"/>
+        </w:rPr>
+      </w:pPr>
+    </w:p>
+    <w:p>
+      <w:pPr>
         <w:spacing w:before="180" w:after="180" w:line="240" w:lineRule="auto"/>
-        <w:ind w:left="993" w:right="850"/>
-        <w:jc w:val="center"/>
+        <w:ind w:right="850"/>
         <w:rPr>
           <w:rFonts w:ascii="Times New Roman" w:eastAsia="Times New Roman" w:hAnsi="Times New Roman" w:cs="Times New Roman"/>
           <w:sz w:val="28"/>
@@ -2667,7 +3312,7 @@
           <w:vertAlign w:val="superscript"/>
           <w:lang w:val="vi-VN" w:eastAsia="x-none"/>
         </w:rPr>
-        <w:footnoteReference w:customMarkFollows="1" w:id="2"/>
+        <w:footnoteReference w:customMarkFollows="1" w:id="3"/>
         <w:t>1</w:t>
       </w:r>
     </w:p>
@@ -2700,7 +3345,7 @@
           <w:szCs w:val="28"/>
           <w:lang w:val="nl-NL" w:eastAsia="x-none"/>
         </w:rPr>
-        <w:t xml:space="preserve">Cập nhật số điện thoại trong địa chỉ trụ sở và thông tin thuế: </w:t>
+        <w:t>Cập nhật số điện thoại</w:t>
       </w:r>
       <w:r>
         <w:rPr>
@@ -2710,7 +3355,161 @@
           <w:szCs w:val="28"/>
           <w:lang w:val="nl-NL" w:eastAsia="x-none"/>
         </w:rPr>
+        <w:t>, email</w:t>
+      </w:r>
+      <w:r>
+        <w:rPr>
+          <w:rFonts w:ascii="Times New Roman" w:eastAsia="Times New Roman" w:hAnsi="Times New Roman" w:cs="Times New Roman"/>
+          <w:noProof/>
+          <w:sz w:val="28"/>
+          <w:szCs w:val="28"/>
+          <w:lang w:val="nl-NL" w:eastAsia="x-none"/>
+        </w:rPr>
+        <w:t xml:space="preserve"> trong địa chỉ trụ sở và thông tin thuế: </w:t>
+      </w:r>
+    </w:p>
+    <w:p>
+      <w:pPr>
+        <w:pStyle w:val="ListParagraph"/>
+        <w:numPr>
+          <w:ilvl w:val="1"/>
+          <w:numId w:val="4"/>
+        </w:numPr>
+        <w:tabs>
+          <w:tab w:val="left" w:leader="dot" w:pos="9072"/>
+        </w:tabs>
+        <w:spacing w:after="120" w:line="240" w:lineRule="auto"/>
+        <w:rPr>
+          <w:rFonts w:ascii="Times New Roman" w:eastAsia="Times New Roman" w:hAnsi="Times New Roman" w:cs="Times New Roman"/>
+          <w:b/>
+          <w:noProof/>
+          <w:sz w:val="28"/>
+          <w:szCs w:val="28"/>
+          <w:lang w:val="nl-NL" w:eastAsia="x-none"/>
+        </w:rPr>
+      </w:pPr>
+      <w:r>
+        <w:rPr>
+          <w:rFonts w:ascii="Times New Roman" w:eastAsia="Times New Roman" w:hAnsi="Times New Roman" w:cs="Times New Roman"/>
+          <w:noProof/>
+          <w:sz w:val="28"/>
+          <w:szCs w:val="28"/>
+          <w:lang w:val="nl-NL" w:eastAsia="x-none"/>
+        </w:rPr>
+        <w:t xml:space="preserve">Số điện thoại: </w:t>
+      </w:r>
+      <w:r>
+        <w:rPr>
+          <w:rFonts w:ascii="Times New Roman" w:eastAsia="Times New Roman" w:hAnsi="Times New Roman" w:cs="Times New Roman"/>
+          <w:noProof/>
+          <w:sz w:val="28"/>
+          <w:szCs w:val="28"/>
+          <w:lang w:val="nl-NL" w:eastAsia="x-none"/>
+        </w:rPr>
         <w:t>0962952873</w:t>
+      </w:r>
+    </w:p>
+    <w:p>
+      <w:pPr>
+        <w:pStyle w:val="ListParagraph"/>
+        <w:numPr>
+          <w:ilvl w:val="1"/>
+          <w:numId w:val="4"/>
+        </w:numPr>
+        <w:tabs>
+          <w:tab w:val="left" w:leader="dot" w:pos="9072"/>
+        </w:tabs>
+        <w:spacing w:after="120" w:line="240" w:lineRule="auto"/>
+        <w:rPr>
+          <w:rStyle w:val="Hyperlink"/>
+          <w:rFonts w:ascii="Times New Roman" w:eastAsia="Times New Roman" w:hAnsi="Times New Roman" w:cs="Times New Roman"/>
+          <w:b/>
+          <w:noProof/>
+          <w:color w:val="auto"/>
+          <w:sz w:val="28"/>
+          <w:szCs w:val="28"/>
+          <w:u w:val="none"/>
+          <w:lang w:val="nl-NL" w:eastAsia="x-none"/>
+        </w:rPr>
+      </w:pPr>
+      <w:r>
+        <w:rPr>
+          <w:rFonts w:ascii="Times New Roman" w:eastAsia="Times New Roman" w:hAnsi="Times New Roman" w:cs="Times New Roman"/>
+          <w:noProof/>
+          <w:sz w:val="28"/>
+          <w:szCs w:val="28"/>
+          <w:lang w:val="nl-NL" w:eastAsia="x-none"/>
+        </w:rPr>
+        <w:t xml:space="preserve">Email: </w:t>
+      </w:r>
+      <w:hyperlink r:id="rId7" w:history="1">
+        <w:r>
+          <w:rPr>
+            <w:rStyle w:val="Hyperlink"/>
+          </w:rPr>
+          <w:t>congtyperfectvenus@gmail.com</w:t>
+        </w:r>
+      </w:hyperlink>
+    </w:p>
+    <w:p>
+      <w:pPr>
+        <w:pStyle w:val="ListParagraph"/>
+        <w:numPr>
+          <w:ilvl w:val="0"/>
+          <w:numId w:val="4"/>
+        </w:numPr>
+        <w:tabs>
+          <w:tab w:val="left" w:leader="dot" w:pos="9072"/>
+        </w:tabs>
+        <w:spacing w:after="120" w:line="240" w:lineRule="auto"/>
+        <w:rPr>
+          <w:rFonts w:ascii="Times New Roman" w:eastAsia="Times New Roman" w:hAnsi="Times New Roman" w:cs="Times New Roman"/>
+          <w:b/>
+          <w:noProof/>
+          <w:sz w:val="28"/>
+          <w:szCs w:val="28"/>
+          <w:lang w:val="nl-NL" w:eastAsia="x-none"/>
+        </w:rPr>
+      </w:pPr>
+      <w:r>
+        <w:rPr>
+          <w:rFonts w:ascii="Times New Roman" w:eastAsia="Times New Roman" w:hAnsi="Times New Roman" w:cs="Times New Roman"/>
+          <w:noProof/>
+          <w:sz w:val="28"/>
+          <w:szCs w:val="28"/>
+          <w:lang w:val="nl-NL" w:eastAsia="x-none"/>
+        </w:rPr>
+        <w:t xml:space="preserve">Bỏ thông tin </w:t>
+      </w:r>
+      <w:r>
+        <w:rPr>
+          <w:rFonts w:ascii="Times New Roman" w:eastAsia="Times New Roman" w:hAnsi="Times New Roman" w:cs="Times New Roman"/>
+          <w:noProof/>
+          <w:sz w:val="28"/>
+          <w:szCs w:val="28"/>
+          <w:lang w:val="nl-NL" w:eastAsia="x-none"/>
+        </w:rPr>
+        <w:t>Giám đốc/Tổng giám đốc</w:t>
+      </w:r>
+      <w:r>
+        <w:rPr>
+          <w:rFonts w:ascii="Times New Roman" w:eastAsia="Times New Roman" w:hAnsi="Times New Roman" w:cs="Times New Roman"/>
+          <w:noProof/>
+          <w:sz w:val="28"/>
+          <w:szCs w:val="28"/>
+          <w:lang w:val="nl-NL" w:eastAsia="x-none"/>
+        </w:rPr>
+        <w:t xml:space="preserve"> trong thông tin thuế</w:t>
+      </w:r>
+      <w:r>
+        <w:rPr>
+          <w:rFonts w:ascii="Times New Roman" w:eastAsia="Times New Roman" w:hAnsi="Times New Roman" w:cs="Times New Roman"/>
+          <w:noProof/>
+          <w:sz w:val="28"/>
+          <w:szCs w:val="28"/>
+          <w:lang w:val="nl-NL" w:eastAsia="x-none"/>
+        </w:rPr>
+        <w:br/>
       </w:r>
     </w:p>
     <w:p>
@@ -3479,7 +4278,7 @@
                 <w:vertAlign w:val="superscript"/>
                 <w:lang w:val="nl-NL"/>
               </w:rPr>
-              <w:footnoteReference w:customMarkFollows="1" w:id="3"/>
+              <w:footnoteReference w:customMarkFollows="1" w:id="4"/>
               <w:t>1</w:t>
             </w:r>
             <w:r>
@@ -3623,7 +4422,7 @@
       </w:pPr>
     </w:p>
     <w:sectPr>
-      <w:headerReference w:type="first" r:id="rId7"/>
+      <w:headerReference w:type="first" r:id="rId8"/>
       <w:footnotePr>
         <w:numRestart w:val="eachSect"/>
       </w:footnotePr>
@@ -3727,11 +4526,65 @@
         <w:rPr>
           <w:spacing w:val="-10"/>
         </w:rPr>
-        <w:t xml:space="preserve"> Trường hợp cập nhật, bổ sung thông tin đăng ký hoạt động chi nhánh/văn phòng đại diện/địa điểm kinh doanh sử dụng Mẫu số 19 Phụ lục I Thông tư này, không sử dụng mẫu này.</w:t>
+        <w:t xml:space="preserve"> - Doanh nghiệp có quyền tự do kinh doanh trong những ngành, nghề mà luật không cấm;</w:t>
+      </w:r>
+    </w:p>
+    <w:p>
+      <w:pPr>
+        <w:pStyle w:val="FootnoteText"/>
+        <w:jc w:val="both"/>
+        <w:rPr>
+          <w:spacing w:val="-10"/>
+        </w:rPr>
+      </w:pPr>
+      <w:r>
+        <w:rPr>
+          <w:spacing w:val="-10"/>
+        </w:rPr>
+        <w:t xml:space="preserve">- Các ngành, nghề cấm đầu tư kinh doanh quy định tại Điều 6 Luật Đầu tư; </w:t>
+      </w:r>
+    </w:p>
+    <w:p>
+      <w:pPr>
+        <w:pStyle w:val="FootnoteText"/>
+        <w:jc w:val="both"/>
+        <w:rPr>
+          <w:spacing w:val="-10"/>
+        </w:rPr>
+      </w:pPr>
+      <w:r>
+        <w:rPr>
+          <w:spacing w:val="-10"/>
+        </w:rPr>
+        <w:t>- Đối với những ngành, nghề đầu tư kinh doanh có điều kiện được quy định tại các văn bản quy phạm pháp luật khác, ngành, nghề kinh doanh được ghi theo ngành, nghề quy định tại các văn bản quy phạm pháp luật đó. Doanh nghiệp chỉ được kinh doanh khi có đủ điều kiện theo quy định.</w:t>
       </w:r>
     </w:p>
   </w:footnote>
   <w:footnote w:id="3">
+    <w:p>
+      <w:pPr>
+        <w:pStyle w:val="FootnoteText"/>
+        <w:jc w:val="both"/>
+        <w:rPr>
+          <w:spacing w:val="-10"/>
+        </w:rPr>
+      </w:pPr>
+      <w:r>
+        <w:rPr>
+          <w:rStyle w:val="FootnoteReference"/>
+          <w:spacing w:val="-10"/>
+        </w:rPr>
+        <w:t>1</w:t>
+      </w:r>
+      <w:r>
+        <w:rPr>
+          <w:spacing w:val="-10"/>
+        </w:rPr>
+        <w:t xml:space="preserve"> Trường hợp cập nhật, bổ sung thông tin đăng ký hoạt động chi nhánh/văn phòng đại diện/địa điểm kinh doanh sử dụng Mẫu số 19 Phụ lục I Thông tư này, không sử dụng mẫu này.</w:t>
+      </w:r>
+    </w:p>
+  </w:footnote>
+  <w:footnote w:id="4">
     <w:p>
       <w:pPr>
         <w:pStyle w:val="FootnoteText"/>
@@ -4146,7 +4999,7 @@
   <w:abstractNum w:abstractNumId="3" w15:restartNumberingAfterBreak="0">
     <w:nsid w:val="6EE21618"/>
     <w:multiLevelType w:val="hybridMultilevel"/>
-    <w:tmpl w:val="8CA0451E"/>
+    <w:tmpl w:val="09AED692"/>
     <w:lvl w:ilvl="0" w:tplc="04090001">
       <w:start w:val="1"/>
       <w:numFmt w:val="bullet"/>
@@ -4159,7 +5012,7 @@
         <w:rFonts w:ascii="Symbol" w:hAnsi="Symbol" w:hint="default"/>
       </w:rPr>
     </w:lvl>
-    <w:lvl w:ilvl="1" w:tplc="04090003" w:tentative="1">
+    <w:lvl w:ilvl="1" w:tplc="04090003">
       <w:start w:val="1"/>
       <w:numFmt w:val="bullet"/>
       <w:lvlText w:val="o"/>
@@ -4765,6 +5618,17 @@
       <w:contextualSpacing/>
     </w:pPr>
   </w:style>
+  <w:style w:type="character" w:styleId="Hyperlink">
+    <w:name w:val="Hyperlink"/>
+    <w:basedOn w:val="DefaultParagraphFont"/>
+    <w:uiPriority w:val="99"/>
+    <w:unhideWhenUsed/>
+    <w:rsid w:val="0061333B"/>
+    <w:rPr>
+      <w:color w:val="0563C1" w:themeColor="hyperlink"/>
+      <w:u w:val="single"/>
+    </w:rPr>
+  </w:style>
 </w:styles>
 </file>
 

--- a/CÔNG TY PERFECT VENUS/PerfectVenus_ThayDoiThanhVien_DDPL/PerfectVenus_ThayDoiThanhVien/PerfectVenus_Mẫu số 12.docx
+++ b/CÔNG TY PERFECT VENUS/PerfectVenus_ThayDoiThanhVien_DDPL/PerfectVenus_ThayDoiThanhVien/PerfectVenus_Mẫu số 12.docx
@@ -2361,8 +2361,6 @@
         </w:rPr>
         <w:t xml:space="preserve"> </w:t>
       </w:r>
-      <w:bookmarkStart w:id="7" w:name="_GoBack"/>
-      <w:bookmarkEnd w:id="7"/>
       <w:r>
         <w:rPr>
           <w:rFonts w:ascii="Times New Roman" w:eastAsia="Calibri" w:hAnsi="Times New Roman" w:cs="Times New Roman"/>
@@ -3442,14 +3440,16 @@
         </w:rPr>
         <w:t xml:space="preserve">Email: </w:t>
       </w:r>
-      <w:hyperlink r:id="rId7" w:history="1">
-        <w:r>
-          <w:rPr>
-            <w:rStyle w:val="Hyperlink"/>
-          </w:rPr>
-          <w:t>congtyperfectvenus@gmail.com</w:t>
-        </w:r>
-      </w:hyperlink>
+      <w:bookmarkStart w:id="7" w:name="_GoBack"/>
+      <w:r>
+        <w:rPr>
+          <w:rFonts w:ascii="Times New Roman" w:hAnsi="Times New Roman" w:cs="Times New Roman"/>
+          <w:sz w:val="26"/>
+          <w:szCs w:val="26"/>
+        </w:rPr>
+        <w:t>info@perfectvenus168.com</w:t>
+      </w:r>
+      <w:bookmarkEnd w:id="7"/>
     </w:p>
     <w:p>
       <w:pPr>
@@ -4422,7 +4422,7 @@
       </w:pPr>
     </w:p>
     <w:sectPr>
-      <w:headerReference w:type="first" r:id="rId8"/>
+      <w:headerReference w:type="first" r:id="rId7"/>
       <w:footnotePr>
         <w:numRestart w:val="eachSect"/>
       </w:footnotePr>

--- a/CÔNG TY PERFECT VENUS/PerfectVenus_ThayDoiThanhVien_DDPL/PerfectVenus_ThayDoiThanhVien/PerfectVenus_Mẫu số 12.docx
+++ b/CÔNG TY PERFECT VENUS/PerfectVenus_ThayDoiThanhVien_DDPL/PerfectVenus_ThayDoiThanhVien/PerfectVenus_Mẫu số 12.docx
@@ -3440,7 +3440,6 @@
         </w:rPr>
         <w:t xml:space="preserve">Email: </w:t>
       </w:r>
-      <w:bookmarkStart w:id="7" w:name="_GoBack"/>
       <w:r>
         <w:rPr>
           <w:rFonts w:ascii="Times New Roman" w:hAnsi="Times New Roman" w:cs="Times New Roman"/>
@@ -3449,7 +3448,6 @@
         </w:rPr>
         <w:t>info@perfectvenus168.com</w:t>
       </w:r>
-      <w:bookmarkEnd w:id="7"/>
     </w:p>
     <w:p>
       <w:pPr>
@@ -4382,12 +4380,14 @@
             </w:pPr>
             <w:r>
               <w:rPr>
-                <w:rFonts w:ascii="Times New Roman" w:eastAsia="Times New Roman" w:hAnsi="Times New Roman" w:cs="Times New Roman"/>
+                <w:rFonts w:ascii="Times New Roman" w:hAnsi="Times New Roman" w:cs="Times New Roman"/>
                 <w:sz w:val="26"/>
                 <w:szCs w:val="26"/>
               </w:rPr>
               <w:t>PHẠM CÔNG SANG</w:t>
             </w:r>
+            <w:bookmarkStart w:id="7" w:name="_GoBack"/>
+            <w:bookmarkEnd w:id="7"/>
           </w:p>
           <w:p>
             <w:pPr>

--- a/CÔNG TY PERFECT VENUS/PerfectVenus_ThayDoiThanhVien_DDPL/PerfectVenus_ThayDoiThanhVien/PerfectVenus_Mẫu số 12.docx
+++ b/CÔNG TY PERFECT VENUS/PerfectVenus_ThayDoiThanhVien_DDPL/PerfectVenus_ThayDoiThanhVien/PerfectVenus_Mẫu số 12.docx
@@ -4006,7 +4006,6 @@
               <w:rPr>
                 <w:rFonts w:ascii="Times New Roman" w:eastAsia="Times New Roman" w:hAnsi="Times New Roman" w:cs="Times New Roman"/>
                 <w:b/>
-                <w:spacing w:val="-10"/>
                 <w:sz w:val="26"/>
                 <w:szCs w:val="26"/>
                 <w:lang w:val="nl-NL"/>
@@ -4021,7 +4020,7 @@
                 <w:szCs w:val="26"/>
                 <w:lang w:val="nl-NL"/>
               </w:rPr>
-              <w:t>NG</w:t>
+              <w:t xml:space="preserve">CHỦ TỊCH HỘI </w:t>
             </w:r>
             <w:r>
               <w:rPr>
@@ -4032,7 +4031,7 @@
                 <w:szCs w:val="26"/>
                 <w:lang w:val="nl-NL"/>
               </w:rPr>
-              <w:t>Ư</w:t>
+              <w:t>Đ</w:t>
             </w:r>
             <w:r>
               <w:rPr>
@@ -4043,7 +4042,7 @@
                 <w:szCs w:val="26"/>
                 <w:lang w:val="nl-NL"/>
               </w:rPr>
-              <w:t xml:space="preserve">ỜI </w:t>
+              <w:t>ỒNG TH</w:t>
             </w:r>
             <w:r>
               <w:rPr>
@@ -4054,7 +4053,7 @@
                 <w:szCs w:val="26"/>
                 <w:lang w:val="nl-NL"/>
               </w:rPr>
-              <w:t>Đ</w:t>
+              <w:t>À</w:t>
             </w:r>
             <w:r>
               <w:rPr>
@@ -4065,7 +4064,7 @@
                 <w:szCs w:val="26"/>
                 <w:lang w:val="nl-NL"/>
               </w:rPr>
-              <w:t>ẠI DIỆN THEO PH</w:t>
+              <w:t>NH VI</w:t>
             </w:r>
             <w:r>
               <w:rPr>
@@ -4076,7 +4075,7 @@
                 <w:szCs w:val="26"/>
                 <w:lang w:val="nl-NL"/>
               </w:rPr>
-              <w:t>Á</w:t>
+              <w:t>Ê</w:t>
             </w:r>
             <w:r>
               <w:rPr>
@@ -4087,154 +4086,10 @@
                 <w:szCs w:val="26"/>
                 <w:lang w:val="nl-NL"/>
               </w:rPr>
-              <w:t>P LUẬT/</w:t>
+              <w:t>N</w:t>
             </w:r>
-          </w:p>
-          <w:p>
-            <w:pPr>
-              <w:spacing w:after="0" w:line="240" w:lineRule="auto"/>
-              <w:jc w:val="center"/>
-              <w:rPr>
-                <w:rFonts w:ascii="Times New Roman" w:eastAsia="Times New Roman" w:hAnsi="Times New Roman" w:cs="Times New Roman"/>
-                <w:b/>
-                <w:sz w:val="26"/>
-                <w:szCs w:val="26"/>
-                <w:lang w:val="nl-NL"/>
-              </w:rPr>
-            </w:pPr>
-            <w:r>
-              <w:rPr>
-                <w:rFonts w:ascii="Times New Roman" w:eastAsia="Times New Roman" w:hAnsi="Times New Roman" w:cs="Times New Roman"/>
-                <w:b/>
-                <w:spacing w:val="-10"/>
-                <w:sz w:val="26"/>
-                <w:szCs w:val="26"/>
-                <w:lang w:val="nl-NL"/>
-              </w:rPr>
-              <w:t>CHỦ TỊCH C</w:t>
-            </w:r>
-            <w:r>
-              <w:rPr>
-                <w:rFonts w:ascii="Times New Roman" w:eastAsia="Times New Roman" w:hAnsi="Times New Roman" w:cs="Times New Roman" w:hint="eastAsia"/>
-                <w:b/>
-                <w:spacing w:val="-10"/>
-                <w:sz w:val="26"/>
-                <w:szCs w:val="26"/>
-                <w:lang w:val="nl-NL"/>
-              </w:rPr>
-              <w:t>Ô</w:t>
-            </w:r>
-            <w:r>
-              <w:rPr>
-                <w:rFonts w:ascii="Times New Roman" w:eastAsia="Times New Roman" w:hAnsi="Times New Roman" w:cs="Times New Roman"/>
-                <w:b/>
-                <w:spacing w:val="-10"/>
-                <w:sz w:val="26"/>
-                <w:szCs w:val="26"/>
-                <w:lang w:val="nl-NL"/>
-              </w:rPr>
-              <w:t xml:space="preserve">NG TY/CHỦ TỊCH HỘI </w:t>
-            </w:r>
-            <w:r>
-              <w:rPr>
-                <w:rFonts w:ascii="Times New Roman" w:eastAsia="Times New Roman" w:hAnsi="Times New Roman" w:cs="Times New Roman" w:hint="eastAsia"/>
-                <w:b/>
-                <w:spacing w:val="-10"/>
-                <w:sz w:val="26"/>
-                <w:szCs w:val="26"/>
-                <w:lang w:val="nl-NL"/>
-              </w:rPr>
-              <w:t>Đ</w:t>
-            </w:r>
-            <w:r>
-              <w:rPr>
-                <w:rFonts w:ascii="Times New Roman" w:eastAsia="Times New Roman" w:hAnsi="Times New Roman" w:cs="Times New Roman"/>
-                <w:b/>
-                <w:spacing w:val="-10"/>
-                <w:sz w:val="26"/>
-                <w:szCs w:val="26"/>
-                <w:lang w:val="nl-NL"/>
-              </w:rPr>
-              <w:t>ỒNG TH</w:t>
-            </w:r>
-            <w:r>
-              <w:rPr>
-                <w:rFonts w:ascii="Times New Roman" w:eastAsia="Times New Roman" w:hAnsi="Times New Roman" w:cs="Times New Roman" w:hint="eastAsia"/>
-                <w:b/>
-                <w:spacing w:val="-10"/>
-                <w:sz w:val="26"/>
-                <w:szCs w:val="26"/>
-                <w:lang w:val="nl-NL"/>
-              </w:rPr>
-              <w:t>À</w:t>
-            </w:r>
-            <w:r>
-              <w:rPr>
-                <w:rFonts w:ascii="Times New Roman" w:eastAsia="Times New Roman" w:hAnsi="Times New Roman" w:cs="Times New Roman"/>
-                <w:b/>
-                <w:spacing w:val="-10"/>
-                <w:sz w:val="26"/>
-                <w:szCs w:val="26"/>
-                <w:lang w:val="nl-NL"/>
-              </w:rPr>
-              <w:t>NH VI</w:t>
-            </w:r>
-            <w:r>
-              <w:rPr>
-                <w:rFonts w:ascii="Times New Roman" w:eastAsia="Times New Roman" w:hAnsi="Times New Roman" w:cs="Times New Roman" w:hint="eastAsia"/>
-                <w:b/>
-                <w:spacing w:val="-10"/>
-                <w:sz w:val="26"/>
-                <w:szCs w:val="26"/>
-                <w:lang w:val="nl-NL"/>
-              </w:rPr>
-              <w:t>Ê</w:t>
-            </w:r>
-            <w:r>
-              <w:rPr>
-                <w:rFonts w:ascii="Times New Roman" w:eastAsia="Times New Roman" w:hAnsi="Times New Roman" w:cs="Times New Roman"/>
-                <w:b/>
-                <w:spacing w:val="-10"/>
-                <w:sz w:val="26"/>
-                <w:szCs w:val="26"/>
-                <w:lang w:val="nl-NL"/>
-              </w:rPr>
-              <w:t xml:space="preserve">N/CHỦ TỊCH HỘI </w:t>
-            </w:r>
-            <w:r>
-              <w:rPr>
-                <w:rFonts w:ascii="Times New Roman" w:eastAsia="Times New Roman" w:hAnsi="Times New Roman" w:cs="Times New Roman" w:hint="eastAsia"/>
-                <w:b/>
-                <w:spacing w:val="-10"/>
-                <w:sz w:val="26"/>
-                <w:szCs w:val="26"/>
-                <w:lang w:val="nl-NL"/>
-              </w:rPr>
-              <w:t>Đ</w:t>
-            </w:r>
-            <w:r>
-              <w:rPr>
-                <w:rFonts w:ascii="Times New Roman" w:eastAsia="Times New Roman" w:hAnsi="Times New Roman" w:cs="Times New Roman"/>
-                <w:b/>
-                <w:spacing w:val="-10"/>
-                <w:sz w:val="26"/>
-                <w:szCs w:val="26"/>
-                <w:lang w:val="nl-NL"/>
-              </w:rPr>
-              <w:t>ỒNG QUẢN TRỊ/</w:t>
-            </w:r>
-            <w:r>
-              <w:rPr>
-                <w:rFonts w:ascii="Times New Roman" w:eastAsia="Times New Roman" w:hAnsi="Times New Roman" w:cs="Times New Roman"/>
-                <w:b/>
-                <w:spacing w:val="-10"/>
-                <w:sz w:val="26"/>
-                <w:szCs w:val="26"/>
-                <w:lang w:val="nl-NL"/>
-              </w:rPr>
-              <w:br/>
-              <w:t>NGƯỜI ĐƯỢC ỦY QUYỀN/NGƯỜI ĐẠI DIỆN</w:t>
-            </w:r>
+            <w:bookmarkStart w:id="7" w:name="_GoBack"/>
+            <w:bookmarkEnd w:id="7"/>
           </w:p>
           <w:p>
             <w:pPr>
@@ -4386,8 +4241,6 @@
               </w:rPr>
               <w:t>PHẠM CÔNG SANG</w:t>
             </w:r>
-            <w:bookmarkStart w:id="7" w:name="_GoBack"/>
-            <w:bookmarkEnd w:id="7"/>
           </w:p>
           <w:p>
             <w:pPr>
